--- a/public/renzo-carletti-cv.docx
+++ b/public/renzo-carletti-cv.docx
@@ -173,7 +173,7 @@
           <w:iCs w:val="1"/>
           <w:rtl w:val="0"/>
         </w:rPr>
-        <w:t xml:space="preserve">https://www.linkedin.com/in/renzo-emiliano-carletti-7bbaba20b/</w:t>
+        <w:t xml:space="preserve">https://www.linkedin.com/in/renzo-carletti/</w:t>
       </w:r>
       <w:r>
         <w:rPr>
@@ -461,23 +461,23 @@
           <w:iCs w:val="1"/>
           <w:rtl w:val="0"/>
         </w:rPr>
-        <w:t xml:space="preserve">CyS Informática | Remote | Contract</w:t>
-      </w:r>
-      <w:r>
-        <w:rPr>
-          <w:rtl w:val="0"/>
-        </w:rPr>
-      </w:r>
-    </w:p>
-    <w:p>
-      <w:pPr>
-        <w:rPr/>
-      </w:pPr>
-      <w:r>
-        <w:rPr>
-          <w:rtl w:val="0"/>
-        </w:rPr>
-        <w:t xml:space="preserve">Contributed to the modernization and maintenance of corporate platforms, executing critical migration processes, secure content management, and stable multi-environment releases.</w:t>
+        <w:t xml:space="preserve">C&amp;S Informática | Remote | Contract</w:t>
+      </w:r>
+      <w:r>
+        <w:rPr>
+          <w:rtl w:val="0"/>
+        </w:rPr>
+      </w:r>
+    </w:p>
+    <w:p>
+      <w:pPr>
+        <w:rPr/>
+      </w:pPr>
+      <w:r>
+        <w:rPr>
+          <w:rtl w:val="0"/>
+        </w:rPr>
+        <w:t xml:space="preserve">Part of the team that modernized and maintained a high-traffic Drupal 10 platform for a government client.</w:t>
       </w:r>
       <w:r>
         <w:rPr>
@@ -498,7 +498,7 @@
         <w:rPr>
           <w:rtl w:val="0"/>
         </w:rPr>
-        <w:t xml:space="preserve">Executed comprehensive content adaptation during a Drupal 8 to Drupal 10 migration, resolving synchronization conflicts and implementing code requirements across both versions simultaneously.</w:t>
+        <w:t xml:space="preserve">Adapted content during a Drupal 8 to Drupal 10 migration, resolved sync conflicts and kept code requirements working in both versions at once.</w:t>
       </w:r>
     </w:p>
     <w:p>
@@ -565,7 +565,7 @@
         <w:rPr>
           <w:rtl w:val="0"/>
         </w:rPr>
-        <w:t xml:space="preserve">Resolved critical configuration drift and dependency conflicts by standardizing environment management via Composer, DDEV, and Drush, ensuring deployment reliability.</w:t>
+        <w:t xml:space="preserve">Standardized environment management with Composer, DDEV and Drush for more reliable deployments.</w:t>
       </w:r>
     </w:p>
     <w:p>
@@ -650,7 +650,7 @@
         <w:rPr>
           <w:rtl w:val="0"/>
         </w:rPr>
-        <w:t xml:space="preserve">Moved a monolithic Drupal site to a headless architecture: Drupal serves content over REST APIs with OAuth2, and React renders the frontend.</w:t>
+        <w:t xml:space="preserve">Worked in an agile team that moved a monolithic Drupal site to a headless architecture: Drupal serves content over REST APIs with OAuth2, and React renders the frontend.</w:t>
       </w:r>
     </w:p>
     <w:p>
@@ -810,7 +810,7 @@
           <w:vertAlign w:val="baseline"/>
           <w:rtl w:val="0"/>
         </w:rPr>
-        <w:t xml:space="preserve">Mentored teammates on code quality and code reviews.</w:t>
+        <w:t xml:space="preserve">Taught Drupal development to a teammate and helped with code quality in reviews.</w:t>
       </w:r>
       <w:r>
         <w:rPr>
@@ -1016,7 +1016,7 @@
         <w:rPr>
           <w:rtl w:val="0"/>
         </w:rPr>
-        <w:t xml:space="preserve">2,000+ registered users and 1,100+ certificates issued.</w:t>
+        <w:t xml:space="preserve">2,000+ registered users and 1,100+ certificates issued in its first 4 months.</w:t>
       </w:r>
     </w:p>
     <w:p>
@@ -1032,7 +1032,7 @@
         <w:rPr>
           <w:rtl w:val="0"/>
         </w:rPr>
-        <w:t xml:space="preserve">Train the team on Drupal best practices and project lifecycle management.</w:t>
+        <w:t xml:space="preserve">Trained a fellow developer in Drupal programming, and train university staff to use the sites: publishing content, updating pages and creating certificate templates.</w:t>
       </w:r>
     </w:p>
     <w:p>
@@ -1272,37 +1272,37 @@
           <w:bCs w:val="0"/>
           <w:rtl w:val="0"/>
         </w:rPr>
-        <w:t xml:space="preserve">    Graduated: 2025</w:t>
-      </w:r>
-    </w:p>
-    <w:p>
-      <w:pPr>
-        <w:rPr/>
-      </w:pPr>
-      <w:r>
-        <w:rPr>
-          <w:b w:val="1"/>
-          <w:bCs w:val="1"/>
-          <w:rtl w:val="0"/>
-        </w:rPr>
-        <w:t xml:space="preserve">Associate Degree: </w:t>
-      </w:r>
-      <w:r>
-        <w:rPr>
-          <w:rtl w:val="0"/>
-        </w:rPr>
-        <w:t xml:space="preserve">Information Systems</w:t>
-      </w:r>
-    </w:p>
-    <w:p>
-      <w:pPr>
-        <w:rPr/>
-      </w:pPr>
-      <w:r>
-        <w:rPr>
-          <w:rtl w:val="0"/>
-        </w:rPr>
-        <w:t xml:space="preserve">Minors: Information Systems Analyst</w:t>
+        <w:t xml:space="preserve">    Graduated: July 2025</w:t>
+      </w:r>
+    </w:p>
+    <w:p>
+      <w:pPr>
+        <w:rPr/>
+      </w:pPr>
+      <w:r>
+        <w:rPr>
+          <w:b w:val="1"/>
+          <w:bCs w:val="1"/>
+          <w:rtl w:val="0"/>
+        </w:rPr>
+        <w:t xml:space="preserve">Degree: </w:t>
+      </w:r>
+      <w:r>
+        <w:rPr>
+          <w:rtl w:val="0"/>
+        </w:rPr>
+        <w:t xml:space="preserve">Systems Analyst (Analista de Sistemas)</w:t>
+      </w:r>
+    </w:p>
+    <w:p>
+      <w:pPr>
+        <w:rPr/>
+      </w:pPr>
+      <w:r>
+        <w:rPr>
+          <w:rtl w:val="0"/>
+        </w:rPr>
+        <w:t xml:space="preserve">Program: Systems Analysis · Faculty of Science and Technology</w:t>
       </w:r>
     </w:p>
     <w:p>
@@ -1458,7 +1458,7 @@
           <w:bCs w:val="1"/>
           <w:rtl w:val="0"/>
         </w:rPr>
-        <w:t xml:space="preserve">Diploma in DevOps Engineering</w:t>
+        <w:t xml:space="preserve">DevOps Diploma (250 h)</w:t>
       </w:r>
       <w:r>
         <w:rPr>
@@ -1476,7 +1476,7 @@
         <w:rPr>
           <w:rtl w:val="0"/>
         </w:rPr>
-        <w:t xml:space="preserve">Mundos E</w:t>
+        <w:t xml:space="preserve">UNC FCEFyN · Mundos E</w:t>
       </w:r>
     </w:p>
     <w:p>

--- a/public/renzo-carletti-cv.docx
+++ b/public/renzo-carletti-cv.docx
@@ -1218,7 +1218,7 @@
         <w:rPr>
           <w:rtl w:val="0"/>
         </w:rPr>
-        <w:t xml:space="preserve"> Multi-Agent System Orchestration, AI-assisted workflows (Cursor, Ollama / Local LLMs), Prompt Engineering.</w:t>
+        <w:t xml:space="preserve"> Multi-Agent System Orchestration, AI-assisted workflows (Claude Code, Cursor, Ollama / Local LLMs), Prompt Engineering.</w:t>
       </w:r>
     </w:p>
     <w:p>
